--- a/Explainer_CONFIRMATION_LETTER_Template - New.docx
+++ b/Explainer_CONFIRMATION_LETTER_Template - New.docx
@@ -111,12 +111,12 @@
         </w:rPr>
         <w:tab/>
       </w:r>
-      <w:bookmarkStart w:id="0" w:name="_GoBack"/>
-      <w:bookmarkEnd w:id="0"/>
       <w:r>
         <w:rPr>
           <w:b/>
           <w:spacing w:val="-5"/>
+          <w:sz w:val="24"/>
+          <w:szCs w:val="24"/>
         </w:rPr>
         <w:t>[Todays Date]</w:t>
       </w:r>
@@ -300,14 +300,7 @@
           <w:sz w:val="24"/>
           <w:szCs w:val="24"/>
         </w:rPr>
-        <w:t xml:space="preserve"> is an asylum seeker who has formally applied for asylum in the Republic of South Africa, and that he is lawfully entitled to</w:t>
-      </w:r>
-      <w:r>
-        <w:rPr>
-          <w:sz w:val="24"/>
-          <w:szCs w:val="24"/>
-        </w:rPr>
-        <w:t xml:space="preserve"> work in South Africa while his application remains pending. Both his status and his right to work are settled by binding statute and Constitutional Court and Supreme Court of Appeal authority, summarised below.</w:t>
+        <w:t xml:space="preserve"> is an asylum seeker who has formally applied for asylum in the Republic of South Africa, and that he is lawfully entitled to work in South Africa while his application remains pending. Both his status and his right to work are settled by binding statute and Constitutional Court and Supreme Court of Appeal authority, summarised below.</w:t>
       </w:r>
     </w:p>
     <w:p>
@@ -334,23 +327,16 @@
         <w:spacing w:after="80"/>
         <w:jc w:val="both"/>
         <w:rPr>
-          <w:sz w:val="24"/>
-          <w:szCs w:val="24"/>
-        </w:rPr>
-      </w:pPr>
-      <w:r>
-        <w:rPr>
-          <w:sz w:val="24"/>
-          <w:szCs w:val="24"/>
-        </w:rPr>
-        <w:t>Protect</w:t>
-      </w:r>
-      <w:r>
-        <w:rPr>
-          <w:sz w:val="24"/>
-          <w:szCs w:val="24"/>
-        </w:rPr>
-        <w:t>ion under the Refugees Act 130 of 1998 is triggered by the expression of an intention to seek asylum, not by possession of a permit. This applicant is accordingly, in law, an asylum seeker from the date that intention was evinced.</w:t>
+          <w:sz w:val="22"/>
+          <w:szCs w:val="22"/>
+        </w:rPr>
+      </w:pPr>
+      <w:r>
+        <w:rPr>
+          <w:sz w:val="22"/>
+          <w:szCs w:val="22"/>
+        </w:rPr>
+        <w:t>Protection under the Refugees Act 130 of 1998 is triggered by the expression of an intention to seek asylum, not by possession of a permit. This applicant is accordingly, in law, an asylum seeker from the date that intention was evinced.</w:t>
       </w:r>
     </w:p>
     <w:p>
@@ -358,32 +344,34 @@
         <w:spacing w:after="40"/>
         <w:ind w:left="260" w:hanging="200"/>
         <w:rPr>
-          <w:sz w:val="24"/>
-          <w:szCs w:val="24"/>
-        </w:rPr>
-      </w:pPr>
-      <w:r>
-        <w:rPr>
-          <w:b/>
-          <w:bCs/>
-          <w:sz w:val="24"/>
-          <w:szCs w:val="24"/>
+          <w:sz w:val="22"/>
+          <w:szCs w:val="22"/>
+        </w:rPr>
+      </w:pPr>
+      <w:r>
+        <w:rPr>
+          <w:b/>
+          <w:bCs/>
+          <w:sz w:val="22"/>
+          <w:szCs w:val="22"/>
         </w:rPr>
         <w:t xml:space="preserve">• </w:t>
       </w:r>
-      <w:r>
-        <w:rPr>
-          <w:sz w:val="24"/>
-          <w:szCs w:val="24"/>
-        </w:rPr>
-        <w:t>Ruta v Minister of Home</w:t>
-      </w:r>
-      <w:r>
-        <w:rPr>
-          <w:sz w:val="24"/>
-          <w:szCs w:val="24"/>
-        </w:rPr>
-        <w:t xml:space="preserve"> Affairs [2018] ZACC 52, para [32]: once intention to apply for asylum is evinced, the protective provisions of the Refugees Act take precedence over the Immigration Act.</w:t>
+      <w:proofErr w:type="spellStart"/>
+      <w:r>
+        <w:rPr>
+          <w:sz w:val="22"/>
+          <w:szCs w:val="22"/>
+        </w:rPr>
+        <w:t>Ruta</w:t>
+      </w:r>
+      <w:proofErr w:type="spellEnd"/>
+      <w:r>
+        <w:rPr>
+          <w:sz w:val="22"/>
+          <w:szCs w:val="22"/>
+        </w:rPr>
+        <w:t xml:space="preserve"> v Minister of Home Affairs [2018] ZACC 52, para [32]: once intention to apply for asylum is evinced, the protective provisions of the Refugees Act take precedence over the Immigration Act.</w:t>
       </w:r>
     </w:p>
     <w:p>
@@ -391,32 +379,34 @@
         <w:spacing w:after="40"/>
         <w:ind w:left="260" w:hanging="200"/>
         <w:rPr>
-          <w:sz w:val="24"/>
-          <w:szCs w:val="24"/>
-        </w:rPr>
-      </w:pPr>
-      <w:r>
-        <w:rPr>
-          <w:b/>
-          <w:bCs/>
-          <w:sz w:val="24"/>
-          <w:szCs w:val="24"/>
+          <w:sz w:val="22"/>
+          <w:szCs w:val="22"/>
+        </w:rPr>
+      </w:pPr>
+      <w:r>
+        <w:rPr>
+          <w:b/>
+          <w:bCs/>
+          <w:sz w:val="22"/>
+          <w:szCs w:val="22"/>
         </w:rPr>
         <w:t xml:space="preserve">• </w:t>
       </w:r>
-      <w:r>
-        <w:rPr>
-          <w:sz w:val="24"/>
-          <w:szCs w:val="24"/>
-        </w:rPr>
-        <w:t xml:space="preserve">Ashebo v Minister of Home Affairs, CCT/25022 (2023): the Refugees Act is triggered </w:t>
-      </w:r>
-      <w:r>
-        <w:rPr>
-          <w:sz w:val="24"/>
-          <w:szCs w:val="24"/>
-        </w:rPr>
-        <w:t>by an intimation of a desire to apply for asylum, not by formal submission.</w:t>
+      <w:proofErr w:type="spellStart"/>
+      <w:r>
+        <w:rPr>
+          <w:sz w:val="22"/>
+          <w:szCs w:val="22"/>
+        </w:rPr>
+        <w:t>Ashebo</w:t>
+      </w:r>
+      <w:proofErr w:type="spellEnd"/>
+      <w:r>
+        <w:rPr>
+          <w:sz w:val="22"/>
+          <w:szCs w:val="22"/>
+        </w:rPr>
+        <w:t xml:space="preserve"> v Minister of Home Affairs, CCT/25022 (2023): the Refugees Act is triggered by an intimation of a desire to apply for asylum, not by formal submission.</w:t>
       </w:r>
     </w:p>
     <w:p>
@@ -424,23 +414,23 @@
         <w:spacing w:after="40"/>
         <w:ind w:left="260" w:hanging="200"/>
         <w:rPr>
-          <w:sz w:val="24"/>
-          <w:szCs w:val="24"/>
-        </w:rPr>
-      </w:pPr>
-      <w:r>
-        <w:rPr>
-          <w:b/>
-          <w:bCs/>
-          <w:sz w:val="24"/>
-          <w:szCs w:val="24"/>
+          <w:sz w:val="22"/>
+          <w:szCs w:val="22"/>
+        </w:rPr>
+      </w:pPr>
+      <w:r>
+        <w:rPr>
+          <w:b/>
+          <w:bCs/>
+          <w:sz w:val="22"/>
+          <w:szCs w:val="22"/>
         </w:rPr>
         <w:t xml:space="preserve">• </w:t>
       </w:r>
       <w:r>
         <w:rPr>
-          <w:sz w:val="24"/>
-          <w:szCs w:val="24"/>
+          <w:sz w:val="22"/>
+          <w:szCs w:val="22"/>
         </w:rPr>
         <w:t>Bula v Minister of Home Affairs, SCA 589/11, para [80]: once intention is evinced, the applicant is entitled as of right to be treated as an asylum seeker under the Act.</w:t>
       </w:r>
@@ -450,39 +440,50 @@
         <w:spacing w:after="40"/>
         <w:ind w:left="260" w:hanging="200"/>
         <w:rPr>
-          <w:sz w:val="24"/>
-          <w:szCs w:val="24"/>
-        </w:rPr>
-      </w:pPr>
-      <w:r>
-        <w:rPr>
-          <w:b/>
-          <w:bCs/>
-          <w:sz w:val="24"/>
-          <w:szCs w:val="24"/>
+          <w:sz w:val="22"/>
+          <w:szCs w:val="22"/>
+        </w:rPr>
+      </w:pPr>
+      <w:r>
+        <w:rPr>
+          <w:b/>
+          <w:bCs/>
+          <w:sz w:val="22"/>
+          <w:szCs w:val="22"/>
         </w:rPr>
         <w:t xml:space="preserve">• </w:t>
       </w:r>
-      <w:r>
-        <w:rPr>
-          <w:sz w:val="24"/>
-          <w:szCs w:val="24"/>
-        </w:rPr>
-        <w:t>Scalab</w:t>
-      </w:r>
-      <w:r>
-        <w:rPr>
-          <w:sz w:val="24"/>
-          <w:szCs w:val="24"/>
-        </w:rPr>
-        <w:t>rini Centre of Cape Town v Minister of Home Affairs [2026] ZACC 30 (7 July 2026): the Constitutional Court struck down sections 4(1)(f), (h), (i) and 21(1B) of the Refugees Act with immediate effect — unofficial entry, absence of a transit visa, or late re</w:t>
-      </w:r>
-      <w:r>
-        <w:rPr>
-          <w:sz w:val="24"/>
-          <w:szCs w:val="24"/>
-        </w:rPr>
-        <w:t>porting can no longer bar access to asylum seeker status.</w:t>
+      <w:proofErr w:type="spellStart"/>
+      <w:r>
+        <w:rPr>
+          <w:sz w:val="22"/>
+          <w:szCs w:val="22"/>
+        </w:rPr>
+        <w:t>Scalabrini</w:t>
+      </w:r>
+      <w:proofErr w:type="spellEnd"/>
+      <w:r>
+        <w:rPr>
+          <w:sz w:val="22"/>
+          <w:szCs w:val="22"/>
+        </w:rPr>
+        <w:t xml:space="preserve"> Centre of Cape Town v Minister of Home Affairs [2026] ZACC 30 (7 July 2026): the Constitutional Court struck down sections 4(1)(f), (h), (</w:t>
+      </w:r>
+      <w:proofErr w:type="spellStart"/>
+      <w:r>
+        <w:rPr>
+          <w:sz w:val="22"/>
+          <w:szCs w:val="22"/>
+        </w:rPr>
+        <w:t>i</w:t>
+      </w:r>
+      <w:proofErr w:type="spellEnd"/>
+      <w:r>
+        <w:rPr>
+          <w:sz w:val="22"/>
+          <w:szCs w:val="22"/>
+        </w:rPr>
+        <w:t>) and 21(1B) of the Refugees Act with immediate effect — unofficial entry, absence of a transit visa, or late reporting can no longer bar access to asylum seeker status.</w:t>
       </w:r>
     </w:p>
     <w:p>
@@ -509,23 +510,16 @@
         <w:spacing w:after="80"/>
         <w:jc w:val="both"/>
         <w:rPr>
-          <w:sz w:val="24"/>
-          <w:szCs w:val="24"/>
-        </w:rPr>
-      </w:pPr>
-      <w:r>
-        <w:rPr>
-          <w:sz w:val="24"/>
-          <w:szCs w:val="24"/>
-        </w:rPr>
-        <w:t xml:space="preserve">It is settled law that an asylum seeker may not be prohibited from working while their application is pending. This is necessary to prevent destitution during what </w:t>
-      </w:r>
-      <w:r>
-        <w:rPr>
-          <w:sz w:val="24"/>
-          <w:szCs w:val="24"/>
-        </w:rPr>
-        <w:t>are frequently lengthy, state-caused administrative delays.</w:t>
+          <w:sz w:val="22"/>
+          <w:szCs w:val="22"/>
+        </w:rPr>
+      </w:pPr>
+      <w:r>
+        <w:rPr>
+          <w:sz w:val="22"/>
+          <w:szCs w:val="22"/>
+        </w:rPr>
+        <w:t>It is settled law that an asylum seeker may not be prohibited from working while their application is pending. This is necessary to prevent destitution during what are frequently lengthy, state-caused administrative delays.</w:t>
       </w:r>
     </w:p>
     <w:p>
@@ -533,32 +527,41 @@
         <w:spacing w:after="40"/>
         <w:ind w:left="260" w:hanging="200"/>
         <w:rPr>
-          <w:sz w:val="24"/>
-          <w:szCs w:val="24"/>
-        </w:rPr>
-      </w:pPr>
-      <w:r>
-        <w:rPr>
-          <w:b/>
-          <w:bCs/>
-          <w:sz w:val="24"/>
-          <w:szCs w:val="24"/>
+          <w:sz w:val="22"/>
+          <w:szCs w:val="22"/>
+        </w:rPr>
+      </w:pPr>
+      <w:r>
+        <w:rPr>
+          <w:b/>
+          <w:bCs/>
+          <w:sz w:val="22"/>
+          <w:szCs w:val="22"/>
         </w:rPr>
         <w:t xml:space="preserve">• </w:t>
       </w:r>
       <w:r>
         <w:rPr>
-          <w:sz w:val="24"/>
-          <w:szCs w:val="24"/>
-        </w:rPr>
-        <w:t>Minister of Home Affairs v Watchenuka [2004] 1 All SA 21 (SCA): the Court held that a blanket prohibition on asylum seekers working or studying is unconstitutional, as it violates the right to d</w:t>
-      </w:r>
-      <w:r>
-        <w:rPr>
-          <w:sz w:val="24"/>
-          <w:szCs w:val="24"/>
-        </w:rPr>
-        <w:t>ignity where a person has no other lawful means of survival.</w:t>
+          <w:sz w:val="22"/>
+          <w:szCs w:val="22"/>
+        </w:rPr>
+        <w:t xml:space="preserve">Minister of Home Affairs v </w:t>
+      </w:r>
+      <w:proofErr w:type="spellStart"/>
+      <w:r>
+        <w:rPr>
+          <w:sz w:val="22"/>
+          <w:szCs w:val="22"/>
+        </w:rPr>
+        <w:t>Watchenuka</w:t>
+      </w:r>
+      <w:proofErr w:type="spellEnd"/>
+      <w:r>
+        <w:rPr>
+          <w:sz w:val="22"/>
+          <w:szCs w:val="22"/>
+        </w:rPr>
+        <w:t xml:space="preserve"> [2004] 1 All SA 21 (SCA): the Court held that a blanket prohibition on asylum seekers working or studying is unconstitutional, as it violates the right to dignity where a person has no other lawful means of survival.</w:t>
       </w:r>
     </w:p>
     <w:p>
@@ -566,32 +569,25 @@
         <w:spacing w:after="40"/>
         <w:ind w:left="260" w:hanging="200"/>
         <w:rPr>
-          <w:sz w:val="24"/>
-          <w:szCs w:val="24"/>
-        </w:rPr>
-      </w:pPr>
-      <w:r>
-        <w:rPr>
-          <w:b/>
-          <w:bCs/>
-          <w:sz w:val="24"/>
-          <w:szCs w:val="24"/>
+          <w:sz w:val="22"/>
+          <w:szCs w:val="22"/>
+        </w:rPr>
+      </w:pPr>
+      <w:r>
+        <w:rPr>
+          <w:b/>
+          <w:bCs/>
+          <w:sz w:val="22"/>
+          <w:szCs w:val="22"/>
         </w:rPr>
         <w:t xml:space="preserve">• </w:t>
       </w:r>
       <w:r>
         <w:rPr>
-          <w:sz w:val="24"/>
-          <w:szCs w:val="24"/>
-        </w:rPr>
-        <w:t>Somali Association of South Africa v Limpopo Department of Economic Development [2015] 1 All SA 200 (SCA): the SCA confirmed there is “no blanket prohibition against self-employment,” protectin</w:t>
-      </w:r>
-      <w:r>
-        <w:rPr>
-          <w:sz w:val="24"/>
-          <w:szCs w:val="24"/>
-        </w:rPr>
-        <w:t>g the right of asylum seekers to trade and apply for business licences.</w:t>
+          <w:sz w:val="22"/>
+          <w:szCs w:val="22"/>
+        </w:rPr>
+        <w:t>Somali Association of South Africa v Limpopo Department of Economic Development [2015] 1 All SA 200 (SCA): the SCA confirmed there is “no blanket prohibition against self-employment,” protecting the right of asylum seekers to trade and apply for business licences.</w:t>
       </w:r>
     </w:p>
     <w:p>
@@ -599,32 +595,25 @@
         <w:spacing w:after="40"/>
         <w:ind w:left="260" w:hanging="200"/>
         <w:rPr>
-          <w:sz w:val="24"/>
-          <w:szCs w:val="24"/>
-        </w:rPr>
-      </w:pPr>
-      <w:r>
-        <w:rPr>
-          <w:b/>
-          <w:bCs/>
-          <w:sz w:val="24"/>
-          <w:szCs w:val="24"/>
+          <w:sz w:val="22"/>
+          <w:szCs w:val="22"/>
+        </w:rPr>
+      </w:pPr>
+      <w:r>
+        <w:rPr>
+          <w:b/>
+          <w:bCs/>
+          <w:sz w:val="22"/>
+          <w:szCs w:val="22"/>
         </w:rPr>
         <w:t xml:space="preserve">• </w:t>
       </w:r>
       <w:r>
         <w:rPr>
-          <w:sz w:val="24"/>
-          <w:szCs w:val="24"/>
-        </w:rPr>
-        <w:t>Section 22(1), Refugees Act 130 of 1998, read with Ahmed v Minister of Home Affairs [2018] ZACC 39: the Refugee Reception Officer must issue an asylum seeker visa pending the outcome</w:t>
-      </w:r>
-      <w:r>
-        <w:rPr>
-          <w:sz w:val="24"/>
-          <w:szCs w:val="24"/>
-        </w:rPr>
-        <w:t xml:space="preserve"> of the application; this visa lawfully authorises the holder to sojourn and work in the Republic subject to its terms.</w:t>
+          <w:sz w:val="22"/>
+          <w:szCs w:val="22"/>
+        </w:rPr>
+        <w:t>Section 22(1), Refugees Act 130 of 1998, read with Ahmed v Minister of Home Affairs [2018] ZACC 39: the Refugee Reception Officer must issue an asylum seeker visa pending the outcome of the application; this visa lawfully authorises the holder to sojourn and work in the Republic subject to its terms.</w:t>
       </w:r>
     </w:p>
     <w:tbl>
@@ -663,8 +652,8 @@
             <w:pPr>
               <w:spacing w:after="30"/>
               <w:rPr>
-                <w:sz w:val="24"/>
-                <w:szCs w:val="24"/>
+                <w:sz w:val="22"/>
+                <w:szCs w:val="22"/>
               </w:rPr>
             </w:pPr>
             <w:r>
@@ -672,8 +661,8 @@
                 <w:b/>
                 <w:bCs/>
                 <w:color w:val="1F3864"/>
-                <w:sz w:val="24"/>
-                <w:szCs w:val="24"/>
+                <w:sz w:val="22"/>
+                <w:szCs w:val="22"/>
               </w:rPr>
               <w:t>SUMMARY OF LEGAL STATUS</w:t>
             </w:r>
@@ -689,31 +678,17 @@
             <w:r>
               <w:rPr>
                 <w:b/>
-                <w:sz w:val="24"/>
-                <w:szCs w:val="24"/>
+                <w:sz w:val="22"/>
+                <w:szCs w:val="22"/>
               </w:rPr>
               <w:t>[title] [full names]</w:t>
             </w:r>
             <w:r>
               <w:rPr>
-                <w:sz w:val="24"/>
-                <w:szCs w:val="24"/>
+                <w:sz w:val="22"/>
+                <w:szCs w:val="22"/>
               </w:rPr>
-              <w:t xml:space="preserve"> is a lawfully recognised ASYLUM SEEKER, pending determination of his application, </w:t>
-            </w:r>
-            <w:r>
-              <w:rPr>
-                <w:sz w:val="24"/>
-                <w:szCs w:val="24"/>
-              </w:rPr>
-              <w:t>and is LEGALLY ENTITLED TO WORK in the Republic of South Africa for the duration of that process. He cannot be denied employment, arrested, detained, or deported on the basis of his pending status. He holds a copy of his Declaration of Intention to Apply f</w:t>
-            </w:r>
-            <w:r>
-              <w:rPr>
-                <w:sz w:val="24"/>
-                <w:szCs w:val="24"/>
-              </w:rPr>
-              <w:t>or Asylum, proof of submission to the DHA, and a copy of this letter.</w:t>
+              <w:t xml:space="preserve"> is a lawfully recognised ASYLUM SEEKER, pending determination of his application, and is LEGALLY ENTITLED TO WORK in the Republic of South Africa for the duration of that process. He cannot be denied employment, arrested, detained, or deported on the basis of his pending status. He holds a copy of his Declaration of Intention to Apply for Asylum, proof of submission to the DHA, and a copy of this letter.</w:t>
             </w:r>
           </w:p>
         </w:tc>
@@ -733,14 +708,7 @@
           <w:sz w:val="24"/>
           <w:szCs w:val="24"/>
         </w:rPr>
-        <w:t xml:space="preserve">We respectfully request that you recognise this applicant's status and his lawful right to work, and assist him accordingly. Any action contrary to the principles and authorities cited </w:t>
-      </w:r>
-      <w:r>
-        <w:rPr>
-          <w:sz w:val="24"/>
-          <w:szCs w:val="24"/>
-        </w:rPr>
-        <w:t>above would be unlawful and subject to immediate legal challenge. Please contact our offices for any clarification or verification of this applicant's status.</w:t>
+        <w:t>We respectfully request that you recognise this applicant's status and his lawful right to work, and assist him accordingly. Any action contrary to the principles and authorities cited above would be unlawful and subject to immediate legal challenge. Please contact our offices for any clarification or verification of this applicant's status.</w:t>
       </w:r>
     </w:p>
     <w:p>
@@ -761,6 +729,53 @@
     </w:p>
     <w:p>
       <w:pPr>
+        <w:spacing w:before="100" w:after="20"/>
+        <w:rPr>
+          <w:sz w:val="24"/>
+          <w:szCs w:val="24"/>
+        </w:rPr>
+      </w:pPr>
+    </w:p>
+    <w:p>
+      <w:pPr>
+        <w:spacing w:before="100" w:after="20"/>
+        <w:rPr>
+          <w:sz w:val="24"/>
+          <w:szCs w:val="24"/>
+        </w:rPr>
+      </w:pPr>
+    </w:p>
+    <w:p>
+      <w:pPr>
+        <w:spacing w:before="100" w:after="20"/>
+        <w:rPr>
+          <w:sz w:val="24"/>
+          <w:szCs w:val="24"/>
+        </w:rPr>
+      </w:pPr>
+      <w:bookmarkStart w:id="0" w:name="_GoBack"/>
+      <w:bookmarkEnd w:id="0"/>
+    </w:p>
+    <w:p>
+      <w:pPr>
+        <w:spacing w:before="100" w:after="20"/>
+        <w:rPr>
+          <w:sz w:val="24"/>
+          <w:szCs w:val="24"/>
+        </w:rPr>
+      </w:pPr>
+      <w:r>
+        <w:rPr>
+          <w:b/>
+          <w:bCs/>
+          <w:sz w:val="24"/>
+          <w:szCs w:val="24"/>
+        </w:rPr>
+        <w:t>_______________</w:t>
+      </w:r>
+    </w:p>
+    <w:p>
+      <w:pPr>
         <w:spacing w:after="10"/>
         <w:rPr>
           <w:b/>
@@ -785,7 +800,7 @@
           <w:sz w:val="24"/>
           <w:szCs w:val="24"/>
         </w:rPr>
-        <w:t xml:space="preserve">  _______________</w:t>
+        <w:t xml:space="preserve"> </w:t>
       </w:r>
     </w:p>
     <w:p>
@@ -810,14 +825,23 @@
           <w:sz w:val="24"/>
           <w:szCs w:val="24"/>
         </w:rPr>
-        <w:t>CEO, SA Migration International — Reg. Migration Practitioner IP</w:t>
-      </w:r>
-      <w:r>
-        <w:rPr>
-          <w:sz w:val="24"/>
-          <w:szCs w:val="24"/>
-        </w:rPr>
-        <w:t>(SA) No. 2004/01/0067 (DHA)</w:t>
+        <w:t xml:space="preserve">CEO, SA Migration International — Reg. Migration Practitioner </w:t>
+      </w:r>
+      <w:proofErr w:type="gramStart"/>
+      <w:r>
+        <w:rPr>
+          <w:sz w:val="24"/>
+          <w:szCs w:val="24"/>
+        </w:rPr>
+        <w:t>IP(</w:t>
+      </w:r>
+      <w:proofErr w:type="gramEnd"/>
+      <w:r>
+        <w:rPr>
+          <w:sz w:val="24"/>
+          <w:szCs w:val="24"/>
+        </w:rPr>
+        <w:t>SA) No. 2004/01/0067 (DHA)</w:t>
       </w:r>
     </w:p>
     <w:p>
@@ -838,7 +862,25 @@
           <w:sz w:val="24"/>
           <w:szCs w:val="24"/>
         </w:rPr>
-        <w:t>47 Strand Street, Cape Town  |  Office: 082 373 8415 / 064 126 3073 / 074 036 6127  |  rod@sami.co.za  |  www.sami.co.za</w:t>
+        <w:t xml:space="preserve">47 Strand Street, Cape </w:t>
+      </w:r>
+      <w:proofErr w:type="gramStart"/>
+      <w:r>
+        <w:rPr>
+          <w:color w:val="555555"/>
+          <w:sz w:val="24"/>
+          <w:szCs w:val="24"/>
+        </w:rPr>
+        <w:t>Town  |</w:t>
+      </w:r>
+      <w:proofErr w:type="gramEnd"/>
+      <w:r>
+        <w:rPr>
+          <w:color w:val="555555"/>
+          <w:sz w:val="24"/>
+          <w:szCs w:val="24"/>
+        </w:rPr>
+        <w:t xml:space="preserve">  Office: 082 373 8415 / 064 126 3073 / 074 036 6127  |  rod@sami.co.za  |  www.sami.co.za</w:t>
       </w:r>
     </w:p>
     <w:sectPr>
@@ -1961,7 +2003,7 @@
   <a:extraClrSchemeLst/>
   <a:extLst>
     <a:ext uri="{05A4C25C-085E-4340-85A3-A5531E510DB2}">
-      <thm15:themeFamily xmlns:thm15="http://schemas.microsoft.com/office/thememl/2012/main" xmlns="" name="Office Theme" id="{2E142A2C-CD16-42D6-873A-C26D2A0506FA}" vid="{1BDDFF52-6CD6-40A5-AB3C-68EB2F1E4D0A}"/>
+      <thm15:themeFamily xmlns="" xmlns:thm15="http://schemas.microsoft.com/office/thememl/2012/main" name="Office Theme" id="{2E142A2C-CD16-42D6-873A-C26D2A0506FA}" vid="{1BDDFF52-6CD6-40A5-AB3C-68EB2F1E4D0A}"/>
     </a:ext>
   </a:extLst>
 </a:theme>

--- a/Explainer_CONFIRMATION_LETTER_Template - New.docx
+++ b/Explainer_CONFIRMATION_LETTER_Template - New.docx
@@ -136,8 +136,19 @@
           <w:sz w:val="24"/>
           <w:szCs w:val="24"/>
         </w:rPr>
-        <w:t xml:space="preserve">To Whom It May Concern | Prospective Employers | Law Enforcement | SAPS | Department of </w:t>
-      </w:r>
+        <w:t xml:space="preserve">To Whom It May Concern | Prospective Employers | Law Enforcement | SAPS | </w:t>
+      </w:r>
+      <w:r>
+        <w:rPr>
+          <w:b/>
+          <w:bCs/>
+          <w:sz w:val="24"/>
+          <w:szCs w:val="24"/>
+        </w:rPr>
+        <w:t>Department of Employment and Labour</w:t>
+      </w:r>
+      <w:bookmarkStart w:id="0" w:name="_GoBack"/>
+      <w:bookmarkEnd w:id="0"/>
     </w:p>
     <w:tbl>
       <w:tblPr>
@@ -175,16 +186,16 @@
             <w:pPr>
               <w:spacing w:after="20"/>
               <w:rPr>
-                <w:sz w:val="24"/>
-                <w:szCs w:val="24"/>
+                <w:sz w:val="22"/>
+                <w:szCs w:val="22"/>
               </w:rPr>
             </w:pPr>
             <w:r>
               <w:rPr>
                 <w:b/>
                 <w:bCs/>
-                <w:sz w:val="24"/>
-                <w:szCs w:val="24"/>
+                <w:sz w:val="22"/>
+                <w:szCs w:val="22"/>
               </w:rPr>
               <w:t>Re: Confirmation of Asylum Seeker Status and Right to Work Pending Finalisation of Application</w:t>
             </w:r>
@@ -200,8 +211,8 @@
               <w:rPr>
                 <w:b/>
                 <w:bCs/>
-                <w:sz w:val="24"/>
-                <w:szCs w:val="24"/>
+                <w:sz w:val="22"/>
+                <w:szCs w:val="22"/>
               </w:rPr>
               <w:t xml:space="preserve">Applicant: </w:t>
             </w:r>
@@ -209,8 +220,8 @@
               <w:rPr>
                 <w:b/>
                 <w:bCs/>
-                <w:sz w:val="24"/>
-                <w:szCs w:val="24"/>
+                <w:sz w:val="22"/>
+                <w:szCs w:val="22"/>
               </w:rPr>
               <w:t>[title] [full names]</w:t>
             </w:r>
@@ -218,8 +229,8 @@
               <w:rPr>
                 <w:b/>
                 <w:bCs/>
-                <w:sz w:val="24"/>
-                <w:szCs w:val="24"/>
+                <w:sz w:val="22"/>
+                <w:szCs w:val="22"/>
               </w:rPr>
               <w:t xml:space="preserve">  |  DOB: </w:t>
             </w:r>
@@ -227,8 +238,8 @@
               <w:rPr>
                 <w:b/>
                 <w:bCs/>
-                <w:sz w:val="24"/>
-                <w:szCs w:val="24"/>
+                <w:sz w:val="22"/>
+                <w:szCs w:val="22"/>
               </w:rPr>
               <w:t>[DOB]</w:t>
             </w:r>
@@ -236,8 +247,8 @@
               <w:rPr>
                 <w:b/>
                 <w:bCs/>
-                <w:sz w:val="24"/>
-                <w:szCs w:val="24"/>
+                <w:sz w:val="22"/>
+                <w:szCs w:val="22"/>
               </w:rPr>
               <w:t xml:space="preserve">  |  Nationality: </w:t>
             </w:r>
@@ -245,8 +256,8 @@
               <w:rPr>
                 <w:b/>
                 <w:bCs/>
-                <w:sz w:val="24"/>
-                <w:szCs w:val="24"/>
+                <w:sz w:val="22"/>
+                <w:szCs w:val="22"/>
               </w:rPr>
               <w:t>[Nationality]</w:t>
             </w:r>
@@ -735,26 +746,6 @@
           <w:szCs w:val="24"/>
         </w:rPr>
       </w:pPr>
-    </w:p>
-    <w:p>
-      <w:pPr>
-        <w:spacing w:before="100" w:after="20"/>
-        <w:rPr>
-          <w:sz w:val="24"/>
-          <w:szCs w:val="24"/>
-        </w:rPr>
-      </w:pPr>
-    </w:p>
-    <w:p>
-      <w:pPr>
-        <w:spacing w:before="100" w:after="20"/>
-        <w:rPr>
-          <w:sz w:val="24"/>
-          <w:szCs w:val="24"/>
-        </w:rPr>
-      </w:pPr>
-      <w:bookmarkStart w:id="0" w:name="_GoBack"/>
-      <w:bookmarkEnd w:id="0"/>
     </w:p>
     <w:p>
       <w:pPr>
@@ -2003,7 +1994,7 @@
   <a:extraClrSchemeLst/>
   <a:extLst>
     <a:ext uri="{05A4C25C-085E-4340-85A3-A5531E510DB2}">
-      <thm15:themeFamily xmlns="" xmlns:thm15="http://schemas.microsoft.com/office/thememl/2012/main" name="Office Theme" id="{2E142A2C-CD16-42D6-873A-C26D2A0506FA}" vid="{1BDDFF52-6CD6-40A5-AB3C-68EB2F1E4D0A}"/>
+      <thm15:themeFamily xmlns:thm15="http://schemas.microsoft.com/office/thememl/2012/main" xmlns="" name="Office Theme" id="{2E142A2C-CD16-42D6-873A-C26D2A0506FA}" vid="{1BDDFF52-6CD6-40A5-AB3C-68EB2F1E4D0A}"/>
     </a:ext>
   </a:extLst>
 </a:theme>
